--- a/Documentos/Product Backlog y Plan de Sprints - Proyecto Centinela.docx
+++ b/Documentos/Product Backlog y Plan de Sprints - Proyecto Centinela.docx
@@ -812,6 +812,145 @@
     <w:p>
       <w:r>
         <w:t>• Documentación del sprint actualizada si hubo cambios de alcance.</w:t>
+      </w:r>
+    </w:p>
+    <w:p>
+      <w:r>
+        <w:t>Tarea 3.6: Implementar actualización periódica de ultima_ubicacion en la tabla usuarios cuando la app está activa o en segundo plano (requerido para geofencing).</w:t>
+      </w:r>
+    </w:p>
+    <w:p>
+      <w:r>
+        <w:t>Tarea 3.7: Implementar post-moderación básica: botón Reportar alerta falsa, límite de alertas para cuentas nuevas y lógica de score_confiabilidad.</w:t>
+      </w:r>
+    </w:p>
+    <w:p/>
+    <w:p>
+      <w:r>
+        <w:t>Sprint 4: Pruebas, Legal y Piloto Alfa (El Despegue)</w:t>
+      </w:r>
+    </w:p>
+    <w:p>
+      <w:r>
+        <w:t>Objetivo: validar el sistema completo en condiciones reales antes del piloto en Jipijapa.</w:t>
+      </w:r>
+    </w:p>
+    <w:p>
+      <w:r>
+        <w:t>Tarea 4.1: Pruebas de estrés de notificaciones push y latencia de consultas PostGIS en radio 5 km.</w:t>
+      </w:r>
+    </w:p>
+    <w:p>
+      <w:r>
+        <w:t>Tarea 4.2: Pruebas del flujo Deep Link + Open Graph en WhatsApp (imagen &lt; 300 KB, caso resuelto).</w:t>
+      </w:r>
+    </w:p>
+    <w:p>
+      <w:r>
+        <w:t>Tarea 4.3: Implementar pantallas legales (Términos y Condiciones, consentimiento LOPDP).</w:t>
+      </w:r>
+    </w:p>
+    <w:p>
+      <w:r>
+        <w:t>Tarea 4.4: Corrección de bugs, optimización de batería en segundo plano y compresión de fotos.</w:t>
+      </w:r>
+    </w:p>
+    <w:p>
+      <w:r>
+        <w:t>Tarea 4.5: Empaquetado Android (APK/AAB) y build de prueba iOS en dispositivo físico.</w:t>
+      </w:r>
+    </w:p>
+    <w:p>
+      <w:r>
+        <w:t>Tarea 4.6: Simulacro controlado en Jipijapa (Prueba Alfa) con métricas: tiempo de emisión, latencia push, tasa de apertura, avistamientos registrados.</w:t>
+      </w:r>
+    </w:p>
+    <w:p/>
+    <w:p>
+      <w:r>
+        <w:t>Criterios de Aceptación por Requerimiento (MVP)</w:t>
+      </w:r>
+    </w:p>
+    <w:p>
+      <w:r>
+        <w:t>RF-01: El emisor completa el reporte (foto + campos obligatorios) en menos de 20 segundos en red 4G.</w:t>
+      </w:r>
+    </w:p>
+    <w:p>
+      <w:r>
+        <w:t>RF-02: Tras emitir, los dispositivos dentro del radio configurado reciben push en menos de 10 segundos.</w:t>
+      </w:r>
+    </w:p>
+    <w:p>
+      <w:r>
+        <w:t>RF-03: El botón Lo vi guarda coordenadas del testigo y notifica al emisor sin exponer teléfono público.</w:t>
+      </w:r>
+    </w:p>
+    <w:p>
+      <w:r>
+        <w:t>RF-04: Compartir en WhatsApp genera mensaje preformateado y tarjeta OG con foto; enlace válido sin app instalada.</w:t>
+      </w:r>
+    </w:p>
+    <w:p>
+      <w:r>
+        <w:t>Post-moderación: Marcar como resuelto oculta datos en app y cambia OG a Caso resuelto.</w:t>
+      </w:r>
+    </w:p>
+    <w:p/>
+    <w:p>
+      <w:r>
+        <w:t>Definition of Done (DoD) — Incremento considerado terminado cuando:</w:t>
+      </w:r>
+    </w:p>
+    <w:p>
+      <w:r>
+        <w:t>• Código en repositorio Git con revisión propia y sin secretos expuestos.</w:t>
+      </w:r>
+    </w:p>
+    <w:p>
+      <w:r>
+        <w:t>• Funcionalidad probada en dispositivo Android físico.</w:t>
+      </w:r>
+    </w:p>
+    <w:p>
+      <w:r>
+        <w:t>• Variables de entorno apuntan al proyecto Supabase centinela-mvp (nunca RECI).</w:t>
+      </w:r>
+    </w:p>
+    <w:p>
+      <w:r>
+        <w:t>• Políticas RLS activas en tablas expuestas.</w:t>
+      </w:r>
+    </w:p>
+    <w:p>
+      <w:r>
+        <w:t>• Documentación del sprint actualizada si hubo cambios de alcance.</w:t>
+      </w:r>
+    </w:p>
+    <w:p/>
+    <w:p>
+      <w:r>
+        <w:t>Sprint 5: Fixes Piloto Alfa (Post-prueba en campo)</w:t>
+      </w:r>
+    </w:p>
+    <w:p>
+      <w:r>
+        <w:t>Objetivo: corregir hallazgos de la prueba con 3 Android en Jipijapa.</w:t>
+      </w:r>
+    </w:p>
+    <w:p>
+      <w:r>
+        <w:t>Tarea 5.1: WhatsApp (manifest Android + intent), mapa Home usable, emisión con pin en mapa y texto de último lugar visto.</w:t>
+      </w:r>
+    </w:p>
+    <w:p>
+      <w:r>
+        <w:t>Tarea 5.2: Lo vi con confirmación en mapa; Realtime en reacciones_avistamientos; resumen de avistamientos para emisor.</w:t>
+      </w:r>
+    </w:p>
+    <w:p>
+      <w:r>
+        <w:t>Tarea 5.3: Firebase FCM para push con app cerrada (después de validar 5.1 en campo).</w:t>
       </w:r>
     </w:p>
     <w:p/>

--- a/Documentos/Product Backlog y Plan de Sprints - Proyecto Centinela.docx
+++ b/Documentos/Product Backlog y Plan de Sprints - Proyecto Centinela.docx
@@ -951,6 +951,207 @@
     <w:p>
       <w:r>
         <w:t>Tarea 5.3: Firebase FCM para push con app cerrada (después de validar 5.1 en campo).</w:t>
+      </w:r>
+    </w:p>
+    <w:p>
+      <w:r>
+        <w:t>Tarea 3.6: Implementar actualización periódica de ultima_ubicacion en la tabla usuarios cuando la app está activa o en segundo plano (requerido para geofencing).</w:t>
+      </w:r>
+    </w:p>
+    <w:p>
+      <w:r>
+        <w:t>Tarea 3.7: Implementar post-moderación básica: botón Reportar alerta falsa, límite de alertas para cuentas nuevas y lógica de score_confiabilidad.</w:t>
+      </w:r>
+    </w:p>
+    <w:p/>
+    <w:p>
+      <w:r>
+        <w:t>Sprint 4: Pruebas, Legal y Piloto Alfa (El Despegue)</w:t>
+      </w:r>
+    </w:p>
+    <w:p>
+      <w:r>
+        <w:t>Objetivo: validar el sistema completo en condiciones reales antes del piloto en Jipijapa.</w:t>
+      </w:r>
+    </w:p>
+    <w:p>
+      <w:r>
+        <w:t>Tarea 4.1: Pruebas de estrés de notificaciones push y latencia de consultas PostGIS en radio 5 km.</w:t>
+      </w:r>
+    </w:p>
+    <w:p>
+      <w:r>
+        <w:t>Tarea 4.2: Pruebas del flujo Deep Link + Open Graph en WhatsApp (imagen &lt; 300 KB, caso resuelto).</w:t>
+      </w:r>
+    </w:p>
+    <w:p>
+      <w:r>
+        <w:t>Tarea 4.3: Implementar pantallas legales (Términos y Condiciones, consentimiento LOPDP).</w:t>
+      </w:r>
+    </w:p>
+    <w:p>
+      <w:r>
+        <w:t>Tarea 4.4: Corrección de bugs, optimización de batería en segundo plano y compresión de fotos.</w:t>
+      </w:r>
+    </w:p>
+    <w:p>
+      <w:r>
+        <w:t>Tarea 4.5: Empaquetado Android (APK/AAB) y build de prueba iOS en dispositivo físico.</w:t>
+      </w:r>
+    </w:p>
+    <w:p>
+      <w:r>
+        <w:t>Tarea 4.6: Simulacro controlado en Jipijapa (Prueba Alfa) con métricas: tiempo de emisión, latencia push, tasa de apertura, avistamientos registrados.</w:t>
+      </w:r>
+    </w:p>
+    <w:p/>
+    <w:p>
+      <w:r>
+        <w:t>Criterios de Aceptación por Requerimiento (MVP)</w:t>
+      </w:r>
+    </w:p>
+    <w:p>
+      <w:r>
+        <w:t>RF-01: El emisor completa el reporte (foto + campos obligatorios) en menos de 20 segundos en red 4G.</w:t>
+      </w:r>
+    </w:p>
+    <w:p>
+      <w:r>
+        <w:t>RF-02: Tras emitir, los dispositivos dentro del radio configurado reciben push en menos de 10 segundos.</w:t>
+      </w:r>
+    </w:p>
+    <w:p>
+      <w:r>
+        <w:t>RF-03: El botón Lo vi guarda coordenadas del testigo y notifica al emisor sin exponer teléfono público.</w:t>
+      </w:r>
+    </w:p>
+    <w:p>
+      <w:r>
+        <w:t>RF-04: Compartir en WhatsApp genera mensaje preformateado y tarjeta OG con foto; enlace válido sin app instalada.</w:t>
+      </w:r>
+    </w:p>
+    <w:p>
+      <w:r>
+        <w:t>Post-moderación: Marcar como resuelto oculta datos en app y cambia OG a Caso resuelto.</w:t>
+      </w:r>
+    </w:p>
+    <w:p/>
+    <w:p>
+      <w:r>
+        <w:t>Definition of Done (DoD) — Incremento considerado terminado cuando:</w:t>
+      </w:r>
+    </w:p>
+    <w:p>
+      <w:r>
+        <w:t>• Código en repositorio Git con revisión propia y sin secretos expuestos.</w:t>
+      </w:r>
+    </w:p>
+    <w:p>
+      <w:r>
+        <w:t>• Funcionalidad probada en dispositivo Android físico.</w:t>
+      </w:r>
+    </w:p>
+    <w:p>
+      <w:r>
+        <w:t>• Variables de entorno apuntan al proyecto Supabase centinela-mvp (nunca RECI).</w:t>
+      </w:r>
+    </w:p>
+    <w:p>
+      <w:r>
+        <w:t>• Políticas RLS activas en tablas expuestas.</w:t>
+      </w:r>
+    </w:p>
+    <w:p>
+      <w:r>
+        <w:t>• Documentación del sprint actualizada si hubo cambios de alcance.</w:t>
+      </w:r>
+    </w:p>
+    <w:p/>
+    <w:p>
+      <w:r>
+        <w:t>Sprint 5: Fixes Piloto Alfa (Post-prueba en campo)</w:t>
+      </w:r>
+    </w:p>
+    <w:p>
+      <w:r>
+        <w:t>Objetivo: corregir hallazgos de la prueba con 3 Android en Jipijapa.</w:t>
+      </w:r>
+    </w:p>
+    <w:p>
+      <w:r>
+        <w:t>Tarea 5.1: WhatsApp (manifest Android + intent), mapa Home usable, emisión con pin en mapa y texto de último lugar visto.</w:t>
+      </w:r>
+    </w:p>
+    <w:p>
+      <w:r>
+        <w:t>Tarea 5.2: Lo vi con confirmación en mapa; Realtime en reacciones_avistamientos; resumen de avistamientos para emisor.</w:t>
+      </w:r>
+    </w:p>
+    <w:p>
+      <w:r>
+        <w:t>Tarea 5.3: Firebase FCM para push con app cerrada (después de validar 5.1 en campo).</w:t>
+      </w:r>
+    </w:p>
+    <w:p/>
+    <w:p>
+      <w:r>
+        <w:t>Sprint 6: Cierre de ciclo (Post-piloto Beta)</w:t>
+      </w:r>
+    </w:p>
+    <w:p>
+      <w:r>
+        <w:t>Objetivo: feedback al emisor, radio configurable, UX testigo, Google Maps en avistamientos.</w:t>
+      </w:r>
+    </w:p>
+    <w:p>
+      <w:r>
+        <w:t>Tarea 6.1: Diálogo «Se notificó a N personas» tras emitir; sugerencia WhatsApp si nadie en radio.</w:t>
+      </w:r>
+    </w:p>
+    <w:p>
+      <w:r>
+        <w:t>Tarea 6.2: Radio configurable 10/30/50 km; push enriquecidos; dispatch-resuelto-push.</w:t>
+      </w:r>
+    </w:p>
+    <w:p>
+      <w:r>
+        <w:t>Tarea 6.3: Guía testigo, pines tocables en Home, compartir WhatsApp desde panel.</w:t>
+      </w:r>
+    </w:p>
+    <w:p>
+      <w:r>
+        <w:t>Tarea 6.4: Botón Abrir en Google Maps en mapa del avistamiento (punto «aquí la vi»).</w:t>
+      </w:r>
+    </w:p>
+    <w:p/>
+    <w:p>
+      <w:r>
+        <w:t>Sprint 7: Identidad visual (Planificado)</w:t>
+      </w:r>
+    </w:p>
+    <w:p>
+      <w:r>
+        <w:t>Objetivo: logo, icono adaptive Android, splash, onboarding con marca, guía de marca.</w:t>
+      </w:r>
+    </w:p>
+    <w:p>
+      <w:r>
+        <w:t>Tarea 7.1: Concepto de marca y tagline.</w:t>
+      </w:r>
+    </w:p>
+    <w:p>
+      <w:r>
+        <w:t>Tarea 7.2: Icono app + assets para notificaciones.</w:t>
+      </w:r>
+    </w:p>
+    <w:p>
+      <w:r>
+        <w:t>Tarea 7.3: Integración Flutter (launcher icons, splash, theme refinado).</w:t>
+      </w:r>
+    </w:p>
+    <w:p>
+      <w:r>
+        <w:t>Tarea 7.4: Preparación Play Store (firma release, política privacidad web).</w:t>
       </w:r>
     </w:p>
     <w:p/>
